--- a/product_inventory_final_project_documentation.docx
+++ b/product_inventory_final_project_documentation.docx
@@ -2772,6 +2772,13 @@
         </w:rPr>
         <w:t xml:space="preserve"> Watch Here    </w:t>
       </w:r>
+      <w:r>
+        <w:rPr>
+          <w:rFonts w:ascii="Times New Roman" w:hAnsi="Times New Roman" w:cs="Times New Roman"/>
+          <w:lang w:val="en-IN"/>
+        </w:rPr>
+        <w:t>https://drive.google.com/file/d/1Ya3W9OoNe39d16-Zug7aXLQd7p7Oi9kJ/view?usp=sharing</w:t>
+      </w:r>
     </w:p>
     <w:p>
       <w:pPr>
